--- a/lessons/6-13/homework.docx
+++ b/lessons/6-13/homework.docx
@@ -115,7 +115,7 @@
           <wp:inline distT="0" distB="0" distL="0" distR="0">
             <wp:extent cx="1047750" cy="790575"/>
             <wp:effectExtent t="0" r="0" b="0" l="0"/>
-            <wp:docPr id="1" name="" descr="" title=""/>
+            <wp:docPr id="1" name="Prime Factorization" descr="Picture illustrating the vocabulary word &quot;Prime Factorization&quot;" title="Prime Factorization"/>
             <wp:cNvGraphicFramePr>
               <a:graphicFrameLocks xmlns:a="http://schemas.openxmlformats.org/drawingml/2006/main" noChangeAspect="1"/>
             </wp:cNvGraphicFramePr>
@@ -178,7 +178,7 @@
           <wp:inline distT="0" distB="0" distL="0" distR="0">
             <wp:extent cx="1047750" cy="790575"/>
             <wp:effectExtent t="0" r="0" b="0" l="0"/>
-            <wp:docPr id="1" name="" descr="" title=""/>
+            <wp:docPr id="1" name="Prime number" descr="Picture illustrating the vocabulary word &quot;Prime number&quot;" title="Prime number"/>
             <wp:cNvGraphicFramePr>
               <a:graphicFrameLocks xmlns:a="http://schemas.openxmlformats.org/drawingml/2006/main" noChangeAspect="1"/>
             </wp:cNvGraphicFramePr>
@@ -241,7 +241,7 @@
           <wp:inline distT="0" distB="0" distL="0" distR="0">
             <wp:extent cx="1047750" cy="790575"/>
             <wp:effectExtent t="0" r="0" b="0" l="0"/>
-            <wp:docPr id="1" name="" descr="" title=""/>
+            <wp:docPr id="1" name="Composite number" descr="Picture illustrating the vocabulary word &quot;Composite number&quot;" title="Composite number"/>
             <wp:cNvGraphicFramePr>
               <a:graphicFrameLocks xmlns:a="http://schemas.openxmlformats.org/drawingml/2006/main" noChangeAspect="1"/>
             </wp:cNvGraphicFramePr>
@@ -304,7 +304,7 @@
           <wp:inline distT="0" distB="0" distL="0" distR="0">
             <wp:extent cx="1047750" cy="790575"/>
             <wp:effectExtent t="0" r="0" b="0" l="0"/>
-            <wp:docPr id="1" name="" descr="" title=""/>
+            <wp:docPr id="1" name="Factor" descr="Picture illustrating the vocabulary word &quot;Factor&quot;" title="Factor"/>
             <wp:cNvGraphicFramePr>
               <a:graphicFrameLocks xmlns:a="http://schemas.openxmlformats.org/drawingml/2006/main" noChangeAspect="1"/>
             </wp:cNvGraphicFramePr>
@@ -367,7 +367,7 @@
           <wp:inline distT="0" distB="0" distL="0" distR="0">
             <wp:extent cx="1047750" cy="790575"/>
             <wp:effectExtent t="0" r="0" b="0" l="0"/>
-            <wp:docPr id="1" name="" descr="" title=""/>
+            <wp:docPr id="1" name="Factor tree" descr="Picture illustrating the vocabulary word &quot;Factor tree&quot;" title="Factor tree"/>
             <wp:cNvGraphicFramePr>
               <a:graphicFrameLocks xmlns:a="http://schemas.openxmlformats.org/drawingml/2006/main" noChangeAspect="1"/>
             </wp:cNvGraphicFramePr>
@@ -430,7 +430,7 @@
           <wp:inline distT="0" distB="0" distL="0" distR="0">
             <wp:extent cx="1047750" cy="790575"/>
             <wp:effectExtent t="0" r="0" b="0" l="0"/>
-            <wp:docPr id="1" name="" descr="" title=""/>
+            <wp:docPr id="1" name="Exponent" descr="Picture illustrating the vocabulary word &quot;Exponent&quot;" title="Exponent"/>
             <wp:cNvGraphicFramePr>
               <a:graphicFrameLocks xmlns:a="http://schemas.openxmlformats.org/drawingml/2006/main" noChangeAspect="1"/>
             </wp:cNvGraphicFramePr>
@@ -524,7 +524,7 @@
         <w:spacing w:after="40" w:before="0"/>
       </w:pPr>
       <w:r>
-        <w:t xml:space="preserve">     A. 17</w:t>
+        <w:t xml:space="preserve">     A. 9</w:t>
       </w:r>
     </w:p>
     <w:p>
@@ -540,15 +540,15 @@
         <w:spacing w:after="40" w:before="0"/>
       </w:pPr>
       <w:r>
-        <w:t xml:space="preserve">     C. 21</w:t>
-      </w:r>
-    </w:p>
-    <w:p>
-      <w:pPr>
-        <w:spacing w:after="40" w:before="0"/>
-      </w:pPr>
-      <w:r>
-        <w:t xml:space="preserve">     D. 9</w:t>
+        <w:t xml:space="preserve">     C. 17</w:t>
+      </w:r>
+    </w:p>
+    <w:p>
+      <w:pPr>
+        <w:spacing w:after="40" w:before="0"/>
+      </w:pPr>
+      <w:r>
+        <w:t xml:space="preserve">     D. 21</w:t>
       </w:r>
     </w:p>
     <w:p>
@@ -587,23 +587,23 @@
         <w:spacing w:after="40" w:before="0"/>
       </w:pPr>
       <w:r>
-        <w:t xml:space="preserve">     B. 5 × 6</w:t>
-      </w:r>
-    </w:p>
-    <w:p>
-      <w:pPr>
-        <w:spacing w:after="40" w:before="0"/>
-      </w:pPr>
-      <w:r>
-        <w:t xml:space="preserve">     C. 2 × 15</w:t>
-      </w:r>
-    </w:p>
-    <w:p>
-      <w:pPr>
-        <w:spacing w:after="40" w:before="0"/>
-      </w:pPr>
-      <w:r>
-        <w:t xml:space="preserve">     D. 3 × 10</w:t>
+        <w:t xml:space="preserve">     B. 2 × 15</w:t>
+      </w:r>
+    </w:p>
+    <w:p>
+      <w:pPr>
+        <w:spacing w:after="40" w:before="0"/>
+      </w:pPr>
+      <w:r>
+        <w:t xml:space="preserve">     C. 3 × 10</w:t>
+      </w:r>
+    </w:p>
+    <w:p>
+      <w:pPr>
+        <w:spacing w:after="40" w:before="0"/>
+      </w:pPr>
+      <w:r>
+        <w:t xml:space="preserve">     D. 5 × 6</w:t>
       </w:r>
     </w:p>
     <w:p>
@@ -1115,63 +1115,63 @@
         <w:spacing w:after="40" w:before="0"/>
       </w:pPr>
       <w:r>
-        <w:t xml:space="preserve">   • 6 (= 2 × 3)   → __________________</w:t>
-      </w:r>
-    </w:p>
-    <w:p>
-      <w:pPr>
-        <w:spacing w:after="40" w:before="0"/>
-      </w:pPr>
-      <w:r>
-        <w:t xml:space="preserve">   • 10 (= 2 × 5)   → __________________</w:t>
-      </w:r>
-    </w:p>
-    <w:p>
-      <w:pPr>
-        <w:spacing w:after="40" w:before="0"/>
-      </w:pPr>
-      <w:r>
-        <w:t xml:space="preserve">   • 15 (= 3 × 5)   → __________________</w:t>
-      </w:r>
-    </w:p>
-    <w:p>
-      <w:pPr>
-        <w:spacing w:after="40" w:before="0"/>
-      </w:pPr>
-      <w:r>
-        <w:t xml:space="preserve">   • 35 (= 5 × 7)   → __________________</w:t>
-      </w:r>
-    </w:p>
-    <w:p>
-      <w:pPr>
-        <w:spacing w:after="40" w:before="0"/>
-      </w:pPr>
-      <w:r>
-        <w:t xml:space="preserve">   • 12 (= 2 × 2 × 3)   → __________________</w:t>
-      </w:r>
-    </w:p>
-    <w:p>
-      <w:pPr>
-        <w:spacing w:after="40" w:before="0"/>
-      </w:pPr>
-      <w:r>
-        <w:t xml:space="preserve">   • 30 (= 2 × 3 × 5)   → __________________</w:t>
-      </w:r>
-    </w:p>
-    <w:p>
-      <w:pPr>
-        <w:spacing w:after="40" w:before="0"/>
-      </w:pPr>
-      <w:r>
-        <w:t xml:space="preserve">   • 24 (= 2 × 2 × 2 × 3)   → __________________</w:t>
-      </w:r>
-    </w:p>
-    <w:p>
-      <w:pPr>
-        <w:spacing w:after="40" w:before="0"/>
-      </w:pPr>
-      <w:r>
-        <w:t xml:space="preserve">   • 60 (= 2 × 2 × 3 × 5)   → __________________</w:t>
+        <w:t xml:space="preserve">   • 6   → __________________</w:t>
+      </w:r>
+    </w:p>
+    <w:p>
+      <w:pPr>
+        <w:spacing w:after="40" w:before="0"/>
+      </w:pPr>
+      <w:r>
+        <w:t xml:space="preserve">   • 10   → __________________</w:t>
+      </w:r>
+    </w:p>
+    <w:p>
+      <w:pPr>
+        <w:spacing w:after="40" w:before="0"/>
+      </w:pPr>
+      <w:r>
+        <w:t xml:space="preserve">   • 15   → __________________</w:t>
+      </w:r>
+    </w:p>
+    <w:p>
+      <w:pPr>
+        <w:spacing w:after="40" w:before="0"/>
+      </w:pPr>
+      <w:r>
+        <w:t xml:space="preserve">   • 35   → __________________</w:t>
+      </w:r>
+    </w:p>
+    <w:p>
+      <w:pPr>
+        <w:spacing w:after="40" w:before="0"/>
+      </w:pPr>
+      <w:r>
+        <w:t xml:space="preserve">   • 12   → __________________</w:t>
+      </w:r>
+    </w:p>
+    <w:p>
+      <w:pPr>
+        <w:spacing w:after="40" w:before="0"/>
+      </w:pPr>
+      <w:r>
+        <w:t xml:space="preserve">   • 30   → __________________</w:t>
+      </w:r>
+    </w:p>
+    <w:p>
+      <w:pPr>
+        <w:spacing w:after="40" w:before="0"/>
+      </w:pPr>
+      <w:r>
+        <w:t xml:space="preserve">   • 24   → __________________</w:t>
+      </w:r>
+    </w:p>
+    <w:p>
+      <w:pPr>
+        <w:spacing w:after="40" w:before="0"/>
+      </w:pPr>
+      <w:r>
+        <w:t xml:space="preserve">   • 60   → __________________</w:t>
       </w:r>
     </w:p>
     <w:p>
@@ -1202,31 +1202,31 @@
         <w:spacing w:after="40" w:before="0"/>
       </w:pPr>
       <w:r>
-        <w:t xml:space="preserve">     A. Both get the same prime factorization: 2 × 2 × 3 × 5</w:t>
-      </w:r>
-    </w:p>
-    <w:p>
-      <w:pPr>
-        <w:spacing w:after="40" w:before="0"/>
-      </w:pPr>
-      <w:r>
-        <w:t xml:space="preserve">     B. Only Student A gets the correct prime factorization</w:t>
-      </w:r>
-    </w:p>
-    <w:p>
-      <w:pPr>
-        <w:spacing w:after="40" w:before="0"/>
-      </w:pPr>
-      <w:r>
-        <w:t xml:space="preserve">     C. Only Student B gets the correct prime factorization</w:t>
-      </w:r>
-    </w:p>
-    <w:p>
-      <w:pPr>
-        <w:spacing w:after="40" w:before="0"/>
-      </w:pPr>
-      <w:r>
-        <w:t xml:space="preserve">     D. They will get different prime factorizations</w:t>
+        <w:t xml:space="preserve">     A. Only Student A gets the correct prime factorization</w:t>
+      </w:r>
+    </w:p>
+    <w:p>
+      <w:pPr>
+        <w:spacing w:after="40" w:before="0"/>
+      </w:pPr>
+      <w:r>
+        <w:t xml:space="preserve">     B. Only Student B gets the correct prime factorization</w:t>
+      </w:r>
+    </w:p>
+    <w:p>
+      <w:pPr>
+        <w:spacing w:after="40" w:before="0"/>
+      </w:pPr>
+      <w:r>
+        <w:t xml:space="preserve">     C. They will get different prime factorizations</w:t>
+      </w:r>
+    </w:p>
+    <w:p>
+      <w:pPr>
+        <w:spacing w:after="40" w:before="0"/>
+      </w:pPr>
+      <w:r>
+        <w:t xml:space="preserve">     D. Both get the same prime factorization: 2 × 2 × 3 × 5</w:t>
       </w:r>
     </w:p>
     <w:p>
@@ -1362,15 +1362,15 @@
         <w:spacing w:after="40" w:before="0"/>
       </w:pPr>
       <w:r>
-        <w:t xml:space="preserve">     C. 9 × 10</w:t>
-      </w:r>
-    </w:p>
-    <w:p>
-      <w:pPr>
-        <w:spacing w:after="40" w:before="0"/>
-      </w:pPr>
-      <w:r>
-        <w:t xml:space="preserve">     D. 3 × 30</w:t>
+        <w:t xml:space="preserve">     C. 3 × 30</w:t>
+      </w:r>
+    </w:p>
+    <w:p>
+      <w:pPr>
+        <w:spacing w:after="40" w:before="0"/>
+      </w:pPr>
+      <w:r>
+        <w:t xml:space="preserve">     D. 9 × 10</w:t>
       </w:r>
     </w:p>
     <w:p>
@@ -1401,31 +1401,31 @@
         <w:spacing w:after="40" w:before="0"/>
       </w:pPr>
       <w:r>
-        <w:t xml:space="preserve">     A. 36</w:t>
-      </w:r>
-    </w:p>
-    <w:p>
-      <w:pPr>
-        <w:spacing w:after="40" w:before="0"/>
-      </w:pPr>
-      <w:r>
-        <w:t xml:space="preserve">     B. 24</w:t>
-      </w:r>
-    </w:p>
-    <w:p>
-      <w:pPr>
-        <w:spacing w:after="40" w:before="0"/>
-      </w:pPr>
-      <w:r>
-        <w:t xml:space="preserve">     C. 12</w:t>
-      </w:r>
-    </w:p>
-    <w:p>
-      <w:pPr>
-        <w:spacing w:after="40" w:before="0"/>
-      </w:pPr>
-      <w:r>
-        <w:t xml:space="preserve">     D. 18</w:t>
+        <w:t xml:space="preserve">     A. 12</w:t>
+      </w:r>
+    </w:p>
+    <w:p>
+      <w:pPr>
+        <w:spacing w:after="40" w:before="0"/>
+      </w:pPr>
+      <w:r>
+        <w:t xml:space="preserve">     B. 18</w:t>
+      </w:r>
+    </w:p>
+    <w:p>
+      <w:pPr>
+        <w:spacing w:after="40" w:before="0"/>
+      </w:pPr>
+      <w:r>
+        <w:t xml:space="preserve">     C. 24</w:t>
+      </w:r>
+    </w:p>
+    <w:p>
+      <w:pPr>
+        <w:spacing w:after="40" w:before="0"/>
+      </w:pPr>
+      <w:r>
+        <w:t xml:space="preserve">     D. 36</w:t>
       </w:r>
     </w:p>
     <w:p>
@@ -1549,7 +1549,7 @@
           <w:b/>
           <w:bCs/>
         </w:rPr>
-        <w:t xml:space="preserve">1. A. 17</w:t>
+        <w:t xml:space="preserve">1. C. 17</w:t>
       </w:r>
     </w:p>
     <w:p>
@@ -1741,63 +1741,63 @@
         <w:spacing w:after="20" w:before="0"/>
       </w:pPr>
       <w:r>
-        <w:t xml:space="preserve">     6 (= 2 × 3) → Product of Exactly Two Primes</w:t>
-      </w:r>
-    </w:p>
-    <w:p>
-      <w:pPr>
-        <w:spacing w:after="20" w:before="0"/>
-      </w:pPr>
-      <w:r>
-        <w:t xml:space="preserve">     10 (= 2 × 5) → Product of Exactly Two Primes</w:t>
-      </w:r>
-    </w:p>
-    <w:p>
-      <w:pPr>
-        <w:spacing w:after="20" w:before="0"/>
-      </w:pPr>
-      <w:r>
-        <w:t xml:space="preserve">     15 (= 3 × 5) → Product of Exactly Two Primes</w:t>
-      </w:r>
-    </w:p>
-    <w:p>
-      <w:pPr>
-        <w:spacing w:after="20" w:before="0"/>
-      </w:pPr>
-      <w:r>
-        <w:t xml:space="preserve">     35 (= 5 × 7) → Product of Exactly Two Primes</w:t>
-      </w:r>
-    </w:p>
-    <w:p>
-      <w:pPr>
-        <w:spacing w:after="20" w:before="0"/>
-      </w:pPr>
-      <w:r>
-        <w:t xml:space="preserve">     12 (= 2 × 2 × 3) → Product of Three or More Primes</w:t>
-      </w:r>
-    </w:p>
-    <w:p>
-      <w:pPr>
-        <w:spacing w:after="20" w:before="0"/>
-      </w:pPr>
-      <w:r>
-        <w:t xml:space="preserve">     30 (= 2 × 3 × 5) → Product of Three or More Primes</w:t>
-      </w:r>
-    </w:p>
-    <w:p>
-      <w:pPr>
-        <w:spacing w:after="20" w:before="0"/>
-      </w:pPr>
-      <w:r>
-        <w:t xml:space="preserve">     24 (= 2 × 2 × 2 × 3) → Product of Three or More Primes</w:t>
-      </w:r>
-    </w:p>
-    <w:p>
-      <w:pPr>
-        <w:spacing w:after="20" w:before="0"/>
-      </w:pPr>
-      <w:r>
-        <w:t xml:space="preserve">     60 (= 2 × 2 × 3 × 5) → Product of Three or More Primes</w:t>
+        <w:t xml:space="preserve">     6 → Product of Exactly Two Primes</w:t>
+      </w:r>
+    </w:p>
+    <w:p>
+      <w:pPr>
+        <w:spacing w:after="20" w:before="0"/>
+      </w:pPr>
+      <w:r>
+        <w:t xml:space="preserve">     10 → Product of Exactly Two Primes</w:t>
+      </w:r>
+    </w:p>
+    <w:p>
+      <w:pPr>
+        <w:spacing w:after="20" w:before="0"/>
+      </w:pPr>
+      <w:r>
+        <w:t xml:space="preserve">     15 → Product of Exactly Two Primes</w:t>
+      </w:r>
+    </w:p>
+    <w:p>
+      <w:pPr>
+        <w:spacing w:after="20" w:before="0"/>
+      </w:pPr>
+      <w:r>
+        <w:t xml:space="preserve">     35 → Product of Exactly Two Primes</w:t>
+      </w:r>
+    </w:p>
+    <w:p>
+      <w:pPr>
+        <w:spacing w:after="20" w:before="0"/>
+      </w:pPr>
+      <w:r>
+        <w:t xml:space="preserve">     12 → Product of Three or More Primes</w:t>
+      </w:r>
+    </w:p>
+    <w:p>
+      <w:pPr>
+        <w:spacing w:after="20" w:before="0"/>
+      </w:pPr>
+      <w:r>
+        <w:t xml:space="preserve">     30 → Product of Three or More Primes</w:t>
+      </w:r>
+    </w:p>
+    <w:p>
+      <w:pPr>
+        <w:spacing w:after="20" w:before="0"/>
+      </w:pPr>
+      <w:r>
+        <w:t xml:space="preserve">     24 → Product of Three or More Primes</w:t>
+      </w:r>
+    </w:p>
+    <w:p>
+      <w:pPr>
+        <w:spacing w:after="20" w:before="0"/>
+      </w:pPr>
+      <w:r>
+        <w:t xml:space="preserve">     60 → Product of Three or More Primes</w:t>
       </w:r>
     </w:p>
     <w:p>
@@ -1817,7 +1817,7 @@
           <w:b/>
           <w:bCs/>
         </w:rPr>
-        <w:t xml:space="preserve">6. A. Both get the same prime factorization: 2 × 2 × 3 × 5</w:t>
+        <w:t xml:space="preserve">6. D. Both get the same prime factorization: 2 × 2 × 3 × 5</w:t>
       </w:r>
     </w:p>
     <w:p>
@@ -1917,7 +1917,7 @@
           <w:b/>
           <w:bCs/>
         </w:rPr>
-        <w:t xml:space="preserve">9. A. 36</w:t>
+        <w:t xml:space="preserve">9. D. 36</w:t>
       </w:r>
     </w:p>
     <w:p>
@@ -2194,7 +2194,14 @@
 <file path=word/styles.xml><?xml version="1.0" encoding="utf-8"?>
 <w:styles xmlns:mc="http://schemas.openxmlformats.org/markup-compatibility/2006" xmlns:r="http://schemas.openxmlformats.org/officeDocument/2006/relationships" xmlns:w="http://schemas.openxmlformats.org/wordprocessingml/2006/main" xmlns:w14="http://schemas.microsoft.com/office/word/2010/wordml" xmlns:w15="http://schemas.microsoft.com/office/word/2012/wordml" mc:Ignorable="w14 w15">
   <w:docDefaults>
-    <w:rPrDefault/>
+    <w:rPrDefault>
+      <w:rPr>
+        <w:rFonts w:ascii="Arial" w:cs="Arial" w:eastAsia="Arial" w:hAnsi="Arial"/>
+        <w:sz w:val="22"/>
+        <w:szCs w:val="22"/>
+        <w:lang w:val="en-US"/>
+      </w:rPr>
+    </w:rPrDefault>
     <w:pPrDefault/>
   </w:docDefaults>
   <w:style w:type="paragraph" w:styleId="Title">
@@ -2212,10 +2219,16 @@
     <w:basedOn w:val="Normal"/>
     <w:next w:val="Normal"/>
     <w:qFormat/>
+    <w:pPr>
+      <w:keepNext/>
+    </w:pPr>
     <w:rPr>
-      <w:color w:val="2E74B5"/>
-      <w:sz w:val="32"/>
-      <w:szCs w:val="32"/>
+      <w:rFonts w:ascii="Arial" w:cs="Arial" w:eastAsia="Arial" w:hAnsi="Arial"/>
+      <w:b/>
+      <w:bCs/>
+      <w:color w:val="183E56"/>
+      <w:sz w:val="34"/>
+      <w:szCs w:val="34"/>
     </w:rPr>
   </w:style>
   <w:style w:type="paragraph" w:styleId="Heading2">
@@ -2223,8 +2236,14 @@
     <w:basedOn w:val="Normal"/>
     <w:next w:val="Normal"/>
     <w:qFormat/>
+    <w:pPr>
+      <w:keepNext/>
+    </w:pPr>
     <w:rPr>
-      <w:color w:val="2E74B5"/>
+      <w:rFonts w:ascii="Arial" w:cs="Arial" w:eastAsia="Arial" w:hAnsi="Arial"/>
+      <w:b/>
+      <w:bCs/>
+      <w:color w:val="176B70"/>
       <w:sz w:val="26"/>
       <w:szCs w:val="26"/>
     </w:rPr>

--- a/lessons/6-13/homework.docx
+++ b/lessons/6-13/homework.docx
@@ -1520,492 +1520,6 @@
           <w:color w:val="BBBBBB"/>
         </w:rPr>
         <w:t xml:space="preserve">______________________________________________________________________</w:t>
-      </w:r>
-    </w:p>
-    <w:p>
-      <w:r>
-        <w:br w:type="page"/>
-      </w:r>
-    </w:p>
-    <w:p>
-      <w:pPr>
-        <w:pStyle w:val="Heading1"/>
-        <w:spacing w:after="120"/>
-      </w:pPr>
-      <w:r>
-        <w:rPr>
-          <w:b/>
-          <w:bCs/>
-        </w:rPr>
-        <w:t xml:space="preserve">Answer Key (Teacher)</w:t>
-      </w:r>
-    </w:p>
-    <w:p>
-      <w:pPr>
-        <w:spacing w:after="40" w:before="0"/>
-      </w:pPr>
-      <w:r>
-        <w:rPr>
-          <w:b/>
-          <w:bCs/>
-        </w:rPr>
-        <w:t xml:space="preserve">1. C. 17</w:t>
-      </w:r>
-    </w:p>
-    <w:p>
-      <w:pPr>
-        <w:spacing w:after="20" w:before="0"/>
-      </w:pPr>
-      <w:r>
-        <w:t xml:space="preserve">     17 has exactly two factors: 1 and 17. 15 = 3 × 5, 21 = 3 × 7, and 9 = 3 × 3, so they are all composite.</w:t>
-      </w:r>
-    </w:p>
-    <w:p>
-      <w:pPr>
-        <w:spacing w:after="80" w:before="0"/>
-      </w:pPr>
-      <w:r>
-        <w:rPr>
-          <w:i/>
-          <w:iCs/>
-        </w:rPr>
-        <w:t xml:space="preserve">     Watch for: A common mistake in Prime Factorization is stopping the factor tree too soon — leaving a composite number like 4, 6, 8, or 9 in the final answer instead of continuing to split it. For example, writing 20 = 4 × 5 as the prime factorization (4 is composite) instead of finishing with 20 = 2 × 2 × 5. Before you submit, check every number in your final answer: if any factor can still be broken into smaller factors, the tree isn't finished yet.</w:t>
-      </w:r>
-    </w:p>
-    <w:p>
-      <w:pPr>
-        <w:spacing w:after="40" w:before="0"/>
-      </w:pPr>
-      <w:r>
-        <w:rPr>
-          <w:b/>
-          <w:bCs/>
-        </w:rPr>
-        <w:t xml:space="preserve">2. A. 2 × 3 × 5</w:t>
-      </w:r>
-    </w:p>
-    <w:p>
-      <w:pPr>
-        <w:spacing w:after="20" w:before="0"/>
-      </w:pPr>
-      <w:r>
-        <w:t xml:space="preserve">     30 = 2 × 15 = 2 × 3 × 5. All three factors (2, 3, 5) are prime, so 2 × 3 × 5 is the prime factorization.</w:t>
-      </w:r>
-    </w:p>
-    <w:p>
-      <w:pPr>
-        <w:spacing w:after="80" w:before="0"/>
-      </w:pPr>
-      <w:r>
-        <w:rPr>
-          <w:i/>
-          <w:iCs/>
-        </w:rPr>
-        <w:t xml:space="preserve">     Watch for: A common mistake in Prime Factorization is stopping the factor tree too soon — leaving a composite number like 4, 6, 8, or 9 in the final answer instead of continuing to split it. For example, writing 20 = 4 × 5 as the prime factorization (4 is composite) instead of finishing with 20 = 2 × 2 × 5. Before you submit, check every number in your final answer: if any factor can still be broken into smaller factors, the tree isn't finished yet.</w:t>
-      </w:r>
-    </w:p>
-    <w:p>
-      <w:pPr>
-        <w:spacing w:after="40" w:before="0"/>
-      </w:pPr>
-      <w:r>
-        <w:rPr>
-          <w:b/>
-          <w:bCs/>
-        </w:rPr>
-        <w:t xml:space="preserve">3. Matches:</w:t>
-      </w:r>
-    </w:p>
-    <w:p>
-      <w:pPr>
-        <w:spacing w:after="20" w:before="0"/>
-      </w:pPr>
-      <w:r>
-        <w:t xml:space="preserve">     12 → 2 × 2 × 3</w:t>
-      </w:r>
-    </w:p>
-    <w:p>
-      <w:pPr>
-        <w:spacing w:after="20" w:before="0"/>
-      </w:pPr>
-      <w:r>
-        <w:t xml:space="preserve">     18 → 2 × 3 × 3</w:t>
-      </w:r>
-    </w:p>
-    <w:p>
-      <w:pPr>
-        <w:spacing w:after="20" w:before="0"/>
-      </w:pPr>
-      <w:r>
-        <w:t xml:space="preserve">     20 → 2 × 2 × 5</w:t>
-      </w:r>
-    </w:p>
-    <w:p>
-      <w:pPr>
-        <w:spacing w:after="20" w:before="0"/>
-      </w:pPr>
-      <w:r>
-        <w:t xml:space="preserve">     28 → 2 × 2 × 7</w:t>
-      </w:r>
-    </w:p>
-    <w:p>
-      <w:pPr>
-        <w:spacing w:after="20" w:before="0"/>
-      </w:pPr>
-      <w:r>
-        <w:t xml:space="preserve">     45 → 3 × 3 × 5</w:t>
-      </w:r>
-    </w:p>
-    <w:p>
-      <w:pPr>
-        <w:spacing w:after="20" w:before="0"/>
-      </w:pPr>
-      <w:r>
-        <w:t xml:space="preserve">     50 → 2 × 5 × 5</w:t>
-      </w:r>
-    </w:p>
-    <w:p>
-      <w:pPr>
-        <w:spacing w:after="40" w:before="0"/>
-      </w:pPr>
-      <w:r>
-        <w:t xml:space="preserve"/>
-      </w:r>
-    </w:p>
-    <w:p>
-      <w:pPr>
-        <w:spacing w:after="40" w:before="0"/>
-      </w:pPr>
-      <w:r>
-        <w:rPr>
-          <w:b/>
-          <w:bCs/>
-        </w:rPr>
-        <w:t xml:space="preserve">4. Build the factor tree. Write each number as a product of primes.</w:t>
-      </w:r>
-    </w:p>
-    <w:p>
-      <w:pPr>
-        <w:spacing w:after="20" w:before="0"/>
-      </w:pPr>
-      <w:r>
-        <w:t xml:space="preserve">     24 → 2 × 2 × 2 × 3</w:t>
-      </w:r>
-    </w:p>
-    <w:p>
-      <w:pPr>
-        <w:spacing w:after="20" w:before="0"/>
-      </w:pPr>
-      <w:r>
-        <w:t xml:space="preserve">     36 → 2 × 2 × 3 × 3</w:t>
-      </w:r>
-    </w:p>
-    <w:p>
-      <w:pPr>
-        <w:spacing w:after="20" w:before="0"/>
-      </w:pPr>
-      <w:r>
-        <w:t xml:space="preserve">     40 → 2 × 2 × 2 × 5</w:t>
-      </w:r>
-    </w:p>
-    <w:p>
-      <w:pPr>
-        <w:spacing w:after="20" w:before="0"/>
-      </w:pPr>
-      <w:r>
-        <w:t xml:space="preserve">     56 → 2 × 2 × 2 × 7</w:t>
-      </w:r>
-    </w:p>
-    <w:p>
-      <w:pPr>
-        <w:spacing w:after="40" w:before="0"/>
-      </w:pPr>
-      <w:r>
-        <w:t xml:space="preserve"/>
-      </w:r>
-    </w:p>
-    <w:p>
-      <w:pPr>
-        <w:spacing w:after="40" w:before="0"/>
-      </w:pPr>
-      <w:r>
-        <w:rPr>
-          <w:b/>
-          <w:bCs/>
-        </w:rPr>
-        <w:t xml:space="preserve">5. Correct groups:</w:t>
-      </w:r>
-    </w:p>
-    <w:p>
-      <w:pPr>
-        <w:spacing w:after="20" w:before="0"/>
-      </w:pPr>
-      <w:r>
-        <w:t xml:space="preserve">     6 → Product of Exactly Two Primes</w:t>
-      </w:r>
-    </w:p>
-    <w:p>
-      <w:pPr>
-        <w:spacing w:after="20" w:before="0"/>
-      </w:pPr>
-      <w:r>
-        <w:t xml:space="preserve">     10 → Product of Exactly Two Primes</w:t>
-      </w:r>
-    </w:p>
-    <w:p>
-      <w:pPr>
-        <w:spacing w:after="20" w:before="0"/>
-      </w:pPr>
-      <w:r>
-        <w:t xml:space="preserve">     15 → Product of Exactly Two Primes</w:t>
-      </w:r>
-    </w:p>
-    <w:p>
-      <w:pPr>
-        <w:spacing w:after="20" w:before="0"/>
-      </w:pPr>
-      <w:r>
-        <w:t xml:space="preserve">     35 → Product of Exactly Two Primes</w:t>
-      </w:r>
-    </w:p>
-    <w:p>
-      <w:pPr>
-        <w:spacing w:after="20" w:before="0"/>
-      </w:pPr>
-      <w:r>
-        <w:t xml:space="preserve">     12 → Product of Three or More Primes</w:t>
-      </w:r>
-    </w:p>
-    <w:p>
-      <w:pPr>
-        <w:spacing w:after="20" w:before="0"/>
-      </w:pPr>
-      <w:r>
-        <w:t xml:space="preserve">     30 → Product of Three or More Primes</w:t>
-      </w:r>
-    </w:p>
-    <w:p>
-      <w:pPr>
-        <w:spacing w:after="20" w:before="0"/>
-      </w:pPr>
-      <w:r>
-        <w:t xml:space="preserve">     24 → Product of Three or More Primes</w:t>
-      </w:r>
-    </w:p>
-    <w:p>
-      <w:pPr>
-        <w:spacing w:after="20" w:before="0"/>
-      </w:pPr>
-      <w:r>
-        <w:t xml:space="preserve">     60 → Product of Three or More Primes</w:t>
-      </w:r>
-    </w:p>
-    <w:p>
-      <w:pPr>
-        <w:spacing w:after="40" w:before="0"/>
-      </w:pPr>
-      <w:r>
-        <w:t xml:space="preserve"/>
-      </w:r>
-    </w:p>
-    <w:p>
-      <w:pPr>
-        <w:spacing w:after="40" w:before="0"/>
-      </w:pPr>
-      <w:r>
-        <w:rPr>
-          <w:b/>
-          <w:bCs/>
-        </w:rPr>
-        <w:t xml:space="preserve">6. D. Both get the same prime factorization: 2 × 2 × 3 × 5</w:t>
-      </w:r>
-    </w:p>
-    <w:p>
-      <w:pPr>
-        <w:spacing w:after="20" w:before="0"/>
-      </w:pPr>
-      <w:r>
-        <w:t xml:space="preserve">     The Fundamental Theorem of Arithmetic says every composite number has exactly one prime factorization. No matter how you start the factor tree, you always end with 2 × 2 × 3 × 5.</w:t>
-      </w:r>
-    </w:p>
-    <w:p>
-      <w:pPr>
-        <w:spacing w:after="80" w:before="0"/>
-      </w:pPr>
-      <w:r>
-        <w:rPr>
-          <w:i/>
-          <w:iCs/>
-        </w:rPr>
-        <w:t xml:space="preserve">     Watch for: A common mistake in Prime Factorization is stopping the factor tree too soon — leaving a composite number like 4, 6, 8, or 9 in the final answer instead of continuing to split it. For example, writing 20 = 4 × 5 as the prime factorization (4 is composite) instead of finishing with 20 = 2 × 2 × 5. Before you submit, check every number in your final answer: if any factor can still be broken into smaller factors, the tree isn't finished yet.</w:t>
-      </w:r>
-    </w:p>
-    <w:p>
-      <w:pPr>
-        <w:spacing w:after="40" w:before="0"/>
-      </w:pPr>
-      <w:r>
-        <w:rPr>
-          <w:b/>
-          <w:bCs/>
-        </w:rPr>
-        <w:t xml:space="preserve">7. Spot the Common Mistake</w:t>
-      </w:r>
-    </w:p>
-    <w:p>
-      <w:pPr>
-        <w:spacing w:after="20" w:before="0"/>
-      </w:pPr>
-      <w:r>
-        <w:t xml:space="preserve">     The mistake is in Step 4.</w:t>
-      </w:r>
-    </w:p>
-    <w:p>
-      <w:pPr>
-        <w:spacing w:after="20" w:before="0"/>
-      </w:pPr>
-      <w:r>
-        <w:t xml:space="preserve">     Correct work: 45 = 5 × 3 × 3 has one 5 and two 3's — not two 5's. The exponent on a prime factor shows how many times that factor appears, so the correct form is 45 = 3² × 5 (the 5 has no exponent shown because it appears only once).</w:t>
-      </w:r>
-    </w:p>
-    <w:p>
-      <w:pPr>
-        <w:spacing w:after="80" w:before="0"/>
-      </w:pPr>
-      <w:r>
-        <w:t xml:space="preserve">     Watch for: An exponent records how many times a prime appears, and the last step gave the 5 an exponent of 2 even though 45 = 3 × 3 × 5 contains only one 5. Two 3s and one 5 means the correct form is 45 = 3² × 5.</w:t>
-      </w:r>
-    </w:p>
-    <w:p>
-      <w:pPr>
-        <w:spacing w:after="40" w:before="0"/>
-      </w:pPr>
-      <w:r>
-        <w:rPr>
-          <w:b/>
-          <w:bCs/>
-        </w:rPr>
-        <w:t xml:space="preserve">8. A. 2 × 3 × 3 × 5</w:t>
-      </w:r>
-    </w:p>
-    <w:p>
-      <w:pPr>
-        <w:spacing w:after="20" w:before="0"/>
-      </w:pPr>
-      <w:r>
-        <w:t xml:space="preserve">     90 = 2 × 45 = 2 × 9 × 5 = 2 × 3 × 3 × 5. Every factor is prime, so the lock accepts 2 × 3 × 3 × 5.</w:t>
-      </w:r>
-    </w:p>
-    <w:p>
-      <w:pPr>
-        <w:spacing w:after="80" w:before="0"/>
-      </w:pPr>
-      <w:r>
-        <w:rPr>
-          <w:i/>
-          <w:iCs/>
-        </w:rPr>
-        <w:t xml:space="preserve">     Watch for: A common mistake in Prime Factorization is stopping the factor tree too soon — leaving a composite number like 4, 6, 8, or 9 in the final answer instead of continuing to split it. For example, writing 20 = 4 × 5 as the prime factorization (4 is composite) instead of finishing with 20 = 2 × 2 × 5. Before you submit, check every number in your final answer: if any factor can still be broken into smaller factors, the tree isn't finished yet.</w:t>
-      </w:r>
-    </w:p>
-    <w:p>
-      <w:pPr>
-        <w:spacing w:after="40" w:before="0"/>
-      </w:pPr>
-      <w:r>
-        <w:rPr>
-          <w:b/>
-          <w:bCs/>
-        </w:rPr>
-        <w:t xml:space="preserve">9. D. 36</w:t>
-      </w:r>
-    </w:p>
-    <w:p>
-      <w:pPr>
-        <w:spacing w:after="20" w:before="0"/>
-      </w:pPr>
-      <w:r>
-        <w:t xml:space="preserve">     2² × 3² = 4 × 9 = 36, so 36 is the code for this panel.</w:t>
-      </w:r>
-    </w:p>
-    <w:p>
-      <w:pPr>
-        <w:spacing w:after="80" w:before="0"/>
-      </w:pPr>
-      <w:r>
-        <w:rPr>
-          <w:i/>
-          <w:iCs/>
-        </w:rPr>
-        <w:t xml:space="preserve">     Watch for: A common mistake in Prime Factorization is stopping the factor tree too soon — leaving a composite number like 4, 6, 8, or 9 in the final answer instead of continuing to split it. For example, writing 20 = 4 × 5 as the prime factorization (4 is composite) instead of finishing with 20 = 2 × 2 × 5. Before you submit, check every number in your final answer: if any factor can still be broken into smaller factors, the tree isn't finished yet.</w:t>
-      </w:r>
-    </w:p>
-    <w:p>
-      <w:pPr>
-        <w:spacing w:after="40" w:before="0"/>
-      </w:pPr>
-      <w:r>
-        <w:rPr>
-          <w:b/>
-          <w:bCs/>
-        </w:rPr>
-        <w:t xml:space="preserve">10. Correct groups:</w:t>
-      </w:r>
-    </w:p>
-    <w:p>
-      <w:pPr>
-        <w:spacing w:after="20" w:before="0"/>
-      </w:pPr>
-      <w:r>
-        <w:t xml:space="preserve">     19 → Prime Numbers</w:t>
-      </w:r>
-    </w:p>
-    <w:p>
-      <w:pPr>
-        <w:spacing w:after="20" w:before="0"/>
-      </w:pPr>
-      <w:r>
-        <w:t xml:space="preserve">     37 → Prime Numbers</w:t>
-      </w:r>
-    </w:p>
-    <w:p>
-      <w:pPr>
-        <w:spacing w:after="20" w:before="0"/>
-      </w:pPr>
-      <w:r>
-        <w:t xml:space="preserve">     41 → Prime Numbers</w:t>
-      </w:r>
-    </w:p>
-    <w:p>
-      <w:pPr>
-        <w:spacing w:after="20" w:before="0"/>
-      </w:pPr>
-      <w:r>
-        <w:t xml:space="preserve">     63 → Composite Numbers</w:t>
-      </w:r>
-    </w:p>
-    <w:p>
-      <w:pPr>
-        <w:spacing w:after="20" w:before="0"/>
-      </w:pPr>
-      <w:r>
-        <w:t xml:space="preserve">     44 → Composite Numbers</w:t>
-      </w:r>
-    </w:p>
-    <w:p>
-      <w:pPr>
-        <w:spacing w:after="20" w:before="0"/>
-      </w:pPr>
-      <w:r>
-        <w:t xml:space="preserve">     99 → Composite Numbers</w:t>
-      </w:r>
-    </w:p>
-    <w:p>
-      <w:pPr>
-        <w:spacing w:after="40" w:before="0"/>
-      </w:pPr>
-      <w:r>
-        <w:t xml:space="preserve"/>
       </w:r>
     </w:p>
     <w:sectPr>
